--- a/courts/national/foreign-intelligence-surveillance-court-of-review/amicus-brief/usage/OUTPUT-amicus-brief.docx
+++ b/courts/national/foreign-intelligence-surveillance-court-of-review/amicus-brief/usage/OUTPUT-amicus-brief.docx
@@ -348,7 +348,7 @@
         <w:tab/>
       </w:r>
       <w:r>
-        <w:t xml:space="preserve">2</w:t>
+        <w:t xml:space="preserve">3</w:t>
       </w:r>
     </w:p>
     <w:p>
@@ -368,7 +368,7 @@
         <w:tab/>
       </w:r>
       <w:r>
-        <w:t xml:space="preserve">2</w:t>
+        <w:t xml:space="preserve">3</w:t>
       </w:r>
     </w:p>
     <w:p>
@@ -648,7 +648,7 @@
         <w:tab/>
       </w:r>
       <w:r>
-        <w:t xml:space="preserve">2</w:t>
+        <w:t xml:space="preserve">3</w:t>
       </w:r>
     </w:p>
     <w:p>
@@ -1304,7 +1304,7 @@
         <w:pStyle w:val="CheckLine"/>
       </w:pPr>
       <w:r>
-        <w:t xml:space="preserve">[X] this brief complies with the typeface requirements of Fed. R. App. P. 32(a)(5) and the type-style requirements of Fed. R. App. P. 32(a)(6): it has been prepared in a proportionally spaced typeface using Typst 0.15.0 in 14-point EB Garamond roman type.</w:t>
+        <w:t xml:space="preserve">[X] this brief complies with the typeface requirements of Fed. R. App. P. 32(a)(5) and the type-style requirements of Fed. R. App. P. 32(a)(6): it has been prepared in a proportionally spaced typeface using Typst 0.15.0 in 14-point Times New Roman roman type.</w:t>
       </w:r>
     </w:p>
     <w:p>
@@ -1604,11 +1604,11 @@
 </file>
 
 <file path=word/styles.xml><?xml version="1.0" encoding="utf-8"?>
-<w:styles xmlns:r="http://schemas.openxmlformats.org/officeDocument/2006/relationships" xmlns:w="http://schemas.openxmlformats.org/wordprocessingml/2006/main">
+<w:styles xmlns:w="http://schemas.openxmlformats.org/wordprocessingml/2006/main" xmlns:r="http://schemas.openxmlformats.org/officeDocument/2006/relationships">
   <w:docDefaults>
     <w:rPrDefault>
       <w:rPr>
-        <w:rFonts w:ascii="EB Garamond" w:hAnsi="EB Garamond" w:eastAsia="EB Garamond" w:cs="EB Garamond"/>
+        <w:rFonts w:ascii="Times New Roman" w:hAnsi="Times New Roman" w:eastAsia="Times New Roman" w:cs="Times New Roman"/>
         <w:sz w:val="28"/>
         <w:szCs w:val="28"/>
         <w:lang w:val="en-US" w:eastAsia="en-US" w:bidi="ar-SA"/>
@@ -2011,7 +2011,7 @@
       <w:ind w:firstLine="0"/>
     </w:pPr>
     <w:rPr>
-      <w:rFonts w:ascii="EB Garamond" w:hAnsi="EB Garamond" w:eastAsia="EB Garamond" w:cs="EB Garamond"/>
+      <w:rFonts w:ascii="Times New Roman" w:hAnsi="Times New Roman" w:eastAsia="Times New Roman" w:cs="Times New Roman"/>
       <w:sz w:val="28"/>
       <w:szCs w:val="28"/>
     </w:rPr>

--- a/courts/national/foreign-intelligence-surveillance-court-of-review/amicus-brief/usage/OUTPUT-amicus-brief.docx
+++ b/courts/national/foreign-intelligence-surveillance-court-of-review/amicus-brief/usage/OUTPUT-amicus-brief.docx
@@ -1517,6 +1517,72 @@
     </w:p>
   </w:footnote>
 </w:footnotes>
+</file>
+
+<file path=word/ftr-add.xml><?xml version="1.0" encoding="utf-8"?>
+<w:ftr xmlns:w="http://schemas.openxmlformats.org/wordprocessingml/2006/main" xmlns:r="http://schemas.openxmlformats.org/officeDocument/2006/relationships">
+  <w:p>
+    <w:pPr>
+      <w:spacing w:before="0" w:after="0"/>
+      <w:jc w:val="center"/>
+    </w:pPr>
+    <w:r>
+      <w:t>Add-</w:t>
+    </w:r>
+    <w:r>
+      <w:fldChar w:fldCharType="begin"/>
+    </w:r>
+    <w:r>
+      <w:instrText xml:space="preserve"> PAGE </w:instrText>
+    </w:r>
+    <w:r>
+      <w:fldChar w:fldCharType="separate"/>
+    </w:r>
+    <w:r>
+      <w:t>1</w:t>
+    </w:r>
+    <w:r>
+      <w:fldChar w:fldCharType="end"/>
+    </w:r>
+  </w:p>
+</w:ftr>
+</file>
+
+<file path=word/ftr-none.xml><?xml version="1.0" encoding="utf-8"?>
+<w:ftr xmlns:w="http://schemas.openxmlformats.org/wordprocessingml/2006/main" xmlns:r="http://schemas.openxmlformats.org/officeDocument/2006/relationships">
+  <w:p>
+    <w:pPr>
+      <w:spacing w:before="0" w:after="0"/>
+      <w:jc w:val="center"/>
+    </w:pPr>
+  </w:p>
+</w:ftr>
+</file>
+
+<file path=word/ftr-page.xml><?xml version="1.0" encoding="utf-8"?>
+<w:ftr xmlns:w="http://schemas.openxmlformats.org/wordprocessingml/2006/main" xmlns:r="http://schemas.openxmlformats.org/officeDocument/2006/relationships">
+  <w:p>
+    <w:pPr>
+      <w:spacing w:before="0" w:after="0"/>
+      <w:jc w:val="center"/>
+    </w:pPr>
+    <w:r>
+      <w:fldChar w:fldCharType="begin"/>
+    </w:r>
+    <w:r>
+      <w:instrText xml:space="preserve"> PAGE </w:instrText>
+    </w:r>
+    <w:r>
+      <w:fldChar w:fldCharType="separate"/>
+    </w:r>
+    <w:r>
+      <w:t>1</w:t>
+    </w:r>
+    <w:r>
+      <w:fldChar w:fldCharType="end"/>
+    </w:r>
+  </w:p>
+</w:ftr>
 </file>
 
 <file path=word/numbering.xml><?xml version="1.0" encoding="utf-8"?>

--- a/courts/national/foreign-intelligence-surveillance-court-of-review/amicus-brief/usage/OUTPUT-amicus-brief.docx
+++ b/courts/national/foreign-intelligence-surveillance-court-of-review/amicus-brief/usage/OUTPUT-amicus-brief.docx
@@ -170,7 +170,7 @@
     <w:p>
       <w:pPr>
         <w:sectPr>
-          <w:footerReference w:type="default" r:id="rId101"/>
+          <w:footerReference w:type="default" r:id="rIdFiscrNone"/>
           <w:type w:val="nextPage"/>
           <w:pgSz w:w="12240" w:h="15840"/>
           <w:pgMar w:top="1440" w:right="1440" w:bottom="1440" w:left="1440" w:header="720" w:footer="720" w:gutter="0"/>
@@ -714,7 +714,7 @@
     <w:p>
       <w:pPr>
         <w:sectPr>
-          <w:footerReference w:type="default" r:id="rId100"/>
+          <w:footerReference w:type="default" r:id="rIdFiscrPage"/>
           <w:type w:val="nextPage"/>
           <w:pgSz w:w="12240" w:h="15840"/>
           <w:pgMar w:top="1440" w:right="1440" w:bottom="1440" w:left="1440" w:header="720" w:footer="720" w:gutter="0"/>
@@ -862,7 +862,7 @@
         <w:rPr>
           <w:rStyle w:val="FootnoteReference"/>
         </w:rPr>
-        <w:footnoteReference w:id="110"/>
+        <w:footnoteReference w:id="9"/>
       </w:r>
       <w:r>
         <w:t xml:space="preserve"> </w:t>
@@ -1259,7 +1259,7 @@
     <w:p>
       <w:pPr>
         <w:sectPr>
-          <w:footerReference w:type="default" r:id="rId100"/>
+          <w:footerReference w:type="default" r:id="rIdFiscrPage"/>
           <w:type w:val="nextPage"/>
           <w:pgSz w:w="12240" w:h="15840"/>
           <w:pgMar w:top="1440" w:right="1440" w:bottom="1440" w:left="1440" w:header="720" w:footer="720" w:gutter="0"/>
@@ -1406,7 +1406,7 @@
       </w:r>
     </w:p>
     <w:sectPr>
-      <w:footerReference w:type="default" r:id="rId100"/>
+      <w:footerReference w:type="default" r:id="rIdFiscrPage"/>
       <w:pgSz w:w="12240" w:h="15840"/>
       <w:pgMar w:top="1440" w:right="1440" w:bottom="1440" w:left="1440" w:header="720" w:footer="720" w:gutter="0"/>
       <w:pgNumType w:fmt="decimal"/>
@@ -1419,42 +1419,6 @@
 <w:comments xmlns:w="http://schemas.openxmlformats.org/wordprocessingml/2006/main" xmlns:m="http://schemas.openxmlformats.org/officeDocument/2006/math" xmlns:r="http://schemas.openxmlformats.org/officeDocument/2006/relationships" xmlns:o="urn:schemas-microsoft-com:office:office" xmlns:v="urn:schemas-microsoft-com:vml" xmlns:w10="urn:schemas-microsoft-com:office:word" xmlns:a="http://schemas.openxmlformats.org/drawingml/2006/main" xmlns:pic="http://schemas.openxmlformats.org/drawingml/2006/picture" xmlns:wp="http://schemas.openxmlformats.org/drawingml/2006/wordprocessingDrawing"/>
 </file>
 
-<file path=word/footer1.xml><?xml version="1.0" encoding="utf-8"?>
-<w:ftr xmlns:w="http://schemas.openxmlformats.org/wordprocessingml/2006/main" xmlns:r="http://schemas.openxmlformats.org/officeDocument/2006/relationships">
-  <w:p>
-    <w:pPr>
-      <w:pStyle w:val="Footer"/>
-      <w:jc w:val="center"/>
-    </w:pPr>
-    <w:r>
-      <w:fldChar w:fldCharType="begin"/>
-    </w:r>
-    <w:r>
-      <w:instrText xml:space="preserve"> PAGE </w:instrText>
-    </w:r>
-    <w:r>
-      <w:fldChar w:fldCharType="separate"/>
-    </w:r>
-    <w:r>
-      <w:t>1</w:t>
-    </w:r>
-    <w:r>
-      <w:fldChar w:fldCharType="end"/>
-    </w:r>
-  </w:p>
-</w:ftr>
-</file>
-
-<file path=word/footer2.xml><?xml version="1.0" encoding="utf-8"?>
-<w:ftr xmlns:w="http://schemas.openxmlformats.org/wordprocessingml/2006/main" xmlns:r="http://schemas.openxmlformats.org/officeDocument/2006/relationships">
-  <w:p>
-    <w:pPr>
-      <w:pStyle w:val="Footer"/>
-    </w:pPr>
-  </w:p>
-</w:ftr>
-</file>
-
 <file path=word/footnotes.xml><?xml version="1.0" encoding="utf-8"?>
 <w:footnotes xmlns:w="http://schemas.openxmlformats.org/wordprocessingml/2006/main" xmlns:m="http://schemas.openxmlformats.org/officeDocument/2006/math" xmlns:r="http://schemas.openxmlformats.org/officeDocument/2006/relationships" xmlns:o="urn:schemas-microsoft-com:office:office" xmlns:v="urn:schemas-microsoft-com:vml" xmlns:w10="urn:schemas-microsoft-com:office:word" xmlns:a="http://schemas.openxmlformats.org/drawingml/2006/main" xmlns:pic="http://schemas.openxmlformats.org/drawingml/2006/picture" xmlns:wp="http://schemas.openxmlformats.org/drawingml/2006/wordprocessingDrawing">
   <w:footnote w:type="continuationSeparator" w:id="0">
@@ -1471,7 +1435,7 @@
       </w:r>
     </w:p>
   </w:footnote>
-  <w:footnote w:id="110">
+  <w:footnote w:id="9">
     <w:p>
       <w:pPr>
         <w:pStyle w:val="FootnoteText"/>
@@ -1554,6 +1518,42 @@
     <w:pPr>
       <w:spacing w:before="0" w:after="0"/>
       <w:jc w:val="center"/>
+    </w:pPr>
+  </w:p>
+</w:ftr>
+</file>
+
+<file path=word/ftr-own1.xml><?xml version="1.0" encoding="utf-8"?>
+<w:ftr xmlns:w="http://schemas.openxmlformats.org/wordprocessingml/2006/main" xmlns:r="http://schemas.openxmlformats.org/officeDocument/2006/relationships">
+  <w:p>
+    <w:pPr>
+      <w:pStyle w:val="Footer"/>
+      <w:jc w:val="center"/>
+    </w:pPr>
+    <w:r>
+      <w:fldChar w:fldCharType="begin"/>
+    </w:r>
+    <w:r>
+      <w:instrText xml:space="preserve"> PAGE </w:instrText>
+    </w:r>
+    <w:r>
+      <w:fldChar w:fldCharType="separate"/>
+    </w:r>
+    <w:r>
+      <w:t>1</w:t>
+    </w:r>
+    <w:r>
+      <w:fldChar w:fldCharType="end"/>
+    </w:r>
+  </w:p>
+</w:ftr>
+</file>
+
+<file path=word/ftr-own2.xml><?xml version="1.0" encoding="utf-8"?>
+<w:ftr xmlns:w="http://schemas.openxmlformats.org/wordprocessingml/2006/main" xmlns:r="http://schemas.openxmlformats.org/officeDocument/2006/relationships">
+  <w:p>
+    <w:pPr>
+      <w:pStyle w:val="Footer"/>
     </w:pPr>
   </w:p>
 </w:ftr>
